--- a/docx/guides/modules/19_seguimiento_y_promocion_academica/casos_uso.docx
+++ b/docx/guides/modules/19_seguimiento_y_promocion_academica/casos_uso.docx
@@ -2,71 +2,62 @@
 <file path=word/document.xml><?xml version="1.0" encoding="utf-8"?>
 <w:document xmlns:w="http://schemas.openxmlformats.org/wordprocessingml/2006/main" xmlns:m="http://schemas.openxmlformats.org/officeDocument/2006/math" xmlns:r="http://schemas.openxmlformats.org/officeDocument/2006/relationships" xmlns:o="urn:schemas-microsoft-com:office:office" xmlns:v="urn:schemas-microsoft-com:vml" xmlns:w10="urn:schemas-microsoft-com:office:word" xmlns:a="http://schemas.openxmlformats.org/drawingml/2006/main" xmlns:pic="http://schemas.openxmlformats.org/drawingml/2006/picture" xmlns:wp="http://schemas.openxmlformats.org/drawingml/2006/wordprocessingDrawing">
   <w:body>
-    <w:bookmarkStart w:id="17" w:name="X7cadd2e3c3bedd2d45d4a1ce5789e491e8ea3f6"/>
+    <w:bookmarkStart w:id="37" w:name="X777a44a74482641a88072e4cece16f0ad64224c"/>
     <w:p>
       <w:pPr>
         <w:pStyle w:val="Heading1"/>
       </w:pPr>
       <w:r>
-        <w:t xml:space="preserve">🎯 Casos de Uso — Módulo 19: Seguimiento Académico, Promoción y Reprobación</w:t>
-      </w:r>
-    </w:p>
-    <w:bookmarkStart w:id="10" w:name="Xc6ee962164691011c2bb65514f6e65fbdfab14a"/>
-    <w:p>
-      <w:pPr>
-        <w:pStyle w:val="Heading2"/>
-      </w:pPr>
-      <w:r>
-        <w:t xml:space="preserve">CU-19.1: Consultar Rendimiento por Período Acumulativo</w:t>
+        <w:t xml:space="preserve">Casos de Uso — Seguimiento Académico, Promoción y Reprobación Anual</w:t>
       </w:r>
     </w:p>
     <w:p>
       <w:pPr>
         <w:pStyle w:val="FirstParagraph"/>
       </w:pPr>
+      <w:r>
+        <w:t xml:space="preserve">Este documento describe los flujos de interacción y diagramas de secuencia paso a paso del módulo de</w:t>
+      </w:r>
+      <w:r>
+        <w:t xml:space="preserve"> </w:t>
+      </w:r>
       <w:r>
         <w:rPr>
           <w:b/>
           <w:bCs/>
         </w:rPr>
-        <w:t xml:space="preserve">Actor Principal</w:t>
-      </w:r>
-      <w:r>
-        <w:t xml:space="preserve">: Directivo Institucional</w:t>
-      </w:r>
-      <w:r>
-        <w:br/>
-      </w:r>
-      <w:r>
-        <w:rPr>
-          <w:b/>
-          <w:bCs/>
-        </w:rPr>
-        <w:t xml:space="preserve">Precondiciones</w:t>
-      </w:r>
-      <w:r>
-        <w:t xml:space="preserve">: Usuario autenticado con rol</w:t>
+        <w:t xml:space="preserve">Seguimiento Académico y Promoción Anual</w:t>
       </w:r>
       <w:r>
         <w:t xml:space="preserve"> </w:t>
       </w:r>
       <w:r>
-        <w:rPr>
-          <w:rStyle w:val="VerbatimChar"/>
-        </w:rPr>
-        <w:t xml:space="preserve">directivo</w:t>
-      </w:r>
-      <w:r>
-        <w:t xml:space="preserve">.</w:t>
-      </w:r>
-    </w:p>
-    <w:bookmarkStart w:id="9" w:name="flujo-principal"/>
+        <w:t xml:space="preserve">de AcademiaNeiva.</w:t>
+      </w:r>
+    </w:p>
+    <w:p>
+      <w:r>
+        <w:pict>
+          <v:rect style="width:0;height:1.5pt" o:hralign="center" o:hrstd="t" o:hr="t"/>
+        </w:pict>
+      </w:r>
+    </w:p>
+    <w:bookmarkStart w:id="15" w:name="X439551d527edc10b3f9cb7f624218436c5a7b1e"/>
+    <w:p>
+      <w:pPr>
+        <w:pStyle w:val="Heading2"/>
+      </w:pPr>
+      <w:r>
+        <w:t xml:space="preserve">Caso de Uso 1: Consolidación Anual y Clasificación de Promoción</w:t>
+      </w:r>
+    </w:p>
+    <w:bookmarkStart w:id="9" w:name="actores"/>
     <w:p>
       <w:pPr>
         <w:pStyle w:val="Heading3"/>
       </w:pPr>
       <w:r>
-        <w:t xml:space="preserve">Flujo Principal:</w:t>
+        <w:t xml:space="preserve">Actores</w:t>
       </w:r>
     </w:p>
     <w:p>
@@ -78,182 +69,27 @@
         </w:numPr>
       </w:pPr>
       <w:r>
-        <w:t xml:space="preserve">El directivo ingresa a la vista</w:t>
-      </w:r>
-      <w:r>
-        <w:t xml:space="preserve"> </w:t>
-      </w:r>
-      <w:r>
-        <w:rPr>
-          <w:rStyle w:val="VerbatimChar"/>
-        </w:rPr>
-        <w:t xml:space="preserve">/dashboard/gestion-aprobados</w:t>
-      </w:r>
-      <w:r>
-        <w:t xml:space="preserve"> </w:t>
-      </w:r>
-      <w:r>
-        <w:t xml:space="preserve">y selecciona la pestaña</w:t>
-      </w:r>
-      <w:r>
-        <w:t xml:space="preserve"> </w:t>
-      </w:r>
-      <w:r>
-        <w:t xml:space="preserve">“Seguimiento por Período / Acumulado”</w:t>
-      </w:r>
-      <w:r>
-        <w:t xml:space="preserve">.</w:t>
-      </w:r>
-    </w:p>
-    <w:p>
-      <w:pPr>
-        <w:pStyle w:val="Compact"/>
-        <w:numPr>
-          <w:ilvl w:val="0"/>
-          <w:numId w:val="1001"/>
-        </w:numPr>
-      </w:pPr>
-      <w:r>
-        <w:t xml:space="preserve">Selecciona el año lectivo y activa el modo</w:t>
-      </w:r>
-      <w:r>
-        <w:t xml:space="preserve"> </w:t>
-      </w:r>
-      <w:r>
-        <w:t xml:space="preserve">“Acumulado”</w:t>
-      </w:r>
-      <w:r>
-        <w:t xml:space="preserve">, especificando el período límite (ej. Hasta Período 3).</w:t>
-      </w:r>
-    </w:p>
-    <w:p>
-      <w:pPr>
-        <w:pStyle w:val="Compact"/>
-        <w:numPr>
-          <w:ilvl w:val="0"/>
-          <w:numId w:val="1001"/>
-        </w:numPr>
-      </w:pPr>
-      <w:r>
-        <w:t xml:space="preserve">El sistema calcula las notas acumuladas ponderadas de P1, P2 y P3 para cada materia de cada estudiante.</w:t>
-      </w:r>
-    </w:p>
-    <w:p>
-      <w:pPr>
-        <w:pStyle w:val="Compact"/>
-        <w:numPr>
-          <w:ilvl w:val="0"/>
-          <w:numId w:val="1001"/>
-        </w:numPr>
-      </w:pPr>
-      <w:r>
-        <w:t xml:space="preserve">El sistema despliega las tarjetas de resumen (Total, Aprobados, Reprobados) y la lista de estudiantes.</w:t>
-      </w:r>
-    </w:p>
-    <w:p>
-      <w:pPr>
-        <w:pStyle w:val="Compact"/>
-        <w:numPr>
-          <w:ilvl w:val="0"/>
-          <w:numId w:val="1001"/>
-        </w:numPr>
-      </w:pPr>
-      <w:r>
-        <w:t xml:space="preserve">El directivo presiona</w:t>
-      </w:r>
-      <w:r>
-        <w:t xml:space="preserve"> </w:t>
-      </w:r>
-      <w:r>
-        <w:t xml:space="preserve">“Detalle”</w:t>
-      </w:r>
-      <w:r>
-        <w:t xml:space="preserve"> </w:t>
-      </w:r>
-      <w:r>
-        <w:t xml:space="preserve">en un estudiante reprobado para ver las asignaturas con nota &lt; 3.0 y los docentes a cargo.</w:t>
-      </w:r>
-    </w:p>
-    <w:p>
-      <w:r>
-        <w:pict>
-          <v:rect style="width:0;height:1.5pt" o:hralign="center" o:hrstd="t" o:hr="t"/>
-        </w:pict>
-      </w:r>
-    </w:p>
-    <w:bookmarkEnd w:id="9"/>
-    <w:bookmarkEnd w:id="10"/>
-    <w:bookmarkStart w:id="12" w:name="X7d3d006a414b4e4c8d42fc11d107b84e8263cf7"/>
-    <w:p>
-      <w:pPr>
-        <w:pStyle w:val="Heading2"/>
-      </w:pPr>
-      <w:r>
-        <w:t xml:space="preserve">CU-19.2: Registrar Decisión Institucional de Promoción</w:t>
-      </w:r>
-    </w:p>
-    <w:p>
-      <w:pPr>
-        <w:pStyle w:val="FirstParagraph"/>
-      </w:pPr>
-      <w:r>
         <w:rPr>
           <w:b/>
           <w:bCs/>
         </w:rPr>
-        <w:t xml:space="preserve">Actor Principal</w:t>
-      </w:r>
-      <w:r>
-        <w:t xml:space="preserve">: Directivo Institucional</w:t>
-      </w:r>
-      <w:r>
-        <w:br/>
-      </w:r>
-      <w:r>
-        <w:rPr>
-          <w:b/>
-          <w:bCs/>
-        </w:rPr>
+        <w:t xml:space="preserve">Directivo Escolar</w:t>
+      </w:r>
+      <w:r>
+        <w:t xml:space="preserve"> </w:t>
+      </w:r>
+      <w:r>
+        <w:t xml:space="preserve">(Coordinador Académico / Rector)</w:t>
+      </w:r>
+    </w:p>
+    <w:bookmarkEnd w:id="9"/>
+    <w:bookmarkStart w:id="10" w:name="precondiciones"/>
+    <w:p>
+      <w:pPr>
+        <w:pStyle w:val="Heading3"/>
+      </w:pPr>
+      <w:r>
         <w:t xml:space="preserve">Precondiciones</w:t>
-      </w:r>
-      <w:r>
-        <w:t xml:space="preserve">: Estudiante clasificado como</w:t>
-      </w:r>
-      <w:r>
-        <w:t xml:space="preserve"> </w:t>
-      </w:r>
-      <w:r>
-        <w:rPr>
-          <w:rStyle w:val="VerbatimChar"/>
-        </w:rPr>
-        <w:t xml:space="preserve">NO_PROMOVIDO</w:t>
-      </w:r>
-      <w:r>
-        <w:t xml:space="preserve"> </w:t>
-      </w:r>
-      <w:r>
-        <w:t xml:space="preserve">o</w:t>
-      </w:r>
-      <w:r>
-        <w:t xml:space="preserve"> </w:t>
-      </w:r>
-      <w:r>
-        <w:rPr>
-          <w:rStyle w:val="VerbatimChar"/>
-        </w:rPr>
-        <w:t xml:space="preserve">PENDIENTE_RECUPERACION</w:t>
-      </w:r>
-      <w:r>
-        <w:t xml:space="preserve">.</w:t>
-      </w:r>
-    </w:p>
-    <w:bookmarkStart w:id="11" w:name="flujo-principal-1"/>
-    <w:p>
-      <w:pPr>
-        <w:pStyle w:val="Heading3"/>
-      </w:pPr>
-      <w:r>
-        <w:t xml:space="preserve">Flujo Principal:</w:t>
       </w:r>
     </w:p>
     <w:p>
@@ -265,142 +101,72 @@
         </w:numPr>
       </w:pPr>
       <w:r>
-        <w:t xml:space="preserve">En la pestaña</w:t>
-      </w:r>
-      <w:r>
-        <w:t xml:space="preserve"> </w:t>
-      </w:r>
-      <w:r>
-        <w:t xml:space="preserve">“Consolidado Anual de Promoción”</w:t>
-      </w:r>
-      <w:r>
-        <w:t xml:space="preserve">, el directivo ubica al estudiante.</w:t>
-      </w:r>
-    </w:p>
-    <w:p>
-      <w:pPr>
-        <w:pStyle w:val="Compact"/>
-        <w:numPr>
-          <w:ilvl w:val="0"/>
-          <w:numId w:val="1002"/>
-        </w:numPr>
-      </w:pPr>
-      <w:r>
-        <w:t xml:space="preserve">Presiona el botón</w:t>
-      </w:r>
-      <w:r>
-        <w:t xml:space="preserve"> </w:t>
-      </w:r>
-      <w:r>
-        <w:t xml:space="preserve">“Registrar Decisión”</w:t>
-      </w:r>
-      <w:r>
-        <w:t xml:space="preserve">.</w:t>
-      </w:r>
-    </w:p>
-    <w:p>
-      <w:pPr>
-        <w:pStyle w:val="Compact"/>
-        <w:numPr>
-          <w:ilvl w:val="0"/>
-          <w:numId w:val="1002"/>
-        </w:numPr>
-      </w:pPr>
-      <w:r>
-        <w:t xml:space="preserve">Se despliega el modal emergente con los datos del estudiante y el resultado calculado por el sistema.</w:t>
-      </w:r>
-    </w:p>
-    <w:p>
-      <w:pPr>
-        <w:pStyle w:val="Compact"/>
-        <w:numPr>
-          <w:ilvl w:val="0"/>
-          <w:numId w:val="1002"/>
-        </w:numPr>
-      </w:pPr>
-      <w:r>
-        <w:t xml:space="preserve">El directivo selecciona la acción (</w:t>
-      </w:r>
-      <w:r>
-        <w:rPr>
-          <w:rStyle w:val="VerbatimChar"/>
-        </w:rPr>
-        <w:t xml:space="preserve">PROMOVER_SIGUIENTE_GRADO</w:t>
-      </w:r>
-      <w:r>
-        <w:t xml:space="preserve">,</w:t>
-      </w:r>
-      <w:r>
-        <w:t xml:space="preserve"> </w:t>
-      </w:r>
-      <w:r>
-        <w:rPr>
-          <w:rStyle w:val="VerbatimChar"/>
-        </w:rPr>
-        <w:t xml:space="preserve">MANTENER_GRADO</w:t>
-      </w:r>
-      <w:r>
-        <w:t xml:space="preserve">,</w:t>
-      </w:r>
-      <w:r>
-        <w:t xml:space="preserve"> </w:t>
-      </w:r>
-      <w:r>
-        <w:rPr>
-          <w:rStyle w:val="VerbatimChar"/>
-        </w:rPr>
-        <w:t xml:space="preserve">MATRICULA_CONDICIONADA</w:t>
-      </w:r>
-      <w:r>
-        <w:t xml:space="preserve">, etc.) y escribe la justificación.</w:t>
-      </w:r>
-    </w:p>
-    <w:p>
-      <w:pPr>
-        <w:pStyle w:val="Compact"/>
-        <w:numPr>
-          <w:ilvl w:val="0"/>
-          <w:numId w:val="1002"/>
-        </w:numPr>
-      </w:pPr>
-      <w:r>
-        <w:t xml:space="preserve">Presiona</w:t>
-      </w:r>
-      <w:r>
-        <w:t xml:space="preserve"> </w:t>
-      </w:r>
-      <w:r>
-        <w:t xml:space="preserve">“Guardar Decisión”</w:t>
-      </w:r>
-      <w:r>
-        <w:t xml:space="preserve">.</w:t>
-      </w:r>
-    </w:p>
-    <w:p>
-      <w:pPr>
-        <w:pStyle w:val="Compact"/>
-        <w:numPr>
-          <w:ilvl w:val="0"/>
-          <w:numId w:val="1002"/>
-        </w:numPr>
-      </w:pPr>
-      <w:r>
-        <w:t xml:space="preserve">El sistema almacena la decisión en la tabla</w:t>
-      </w:r>
-      <w:r>
-        <w:t xml:space="preserve"> </w:t>
-      </w:r>
-      <w:r>
-        <w:rPr>
-          <w:rStyle w:val="VerbatimChar"/>
-        </w:rPr>
-        <w:t xml:space="preserve">decision_promocion_directivo</w:t>
-      </w:r>
-      <w:r>
-        <w:t xml:space="preserve"> </w:t>
-      </w:r>
-      <w:r>
-        <w:t xml:space="preserve">y actualiza la vista.</w:t>
+        <w:t xml:space="preserve">El año lectivo cuenta con periodos académicos y notas registradas.</w:t>
+      </w:r>
+    </w:p>
+    <w:bookmarkEnd w:id="10"/>
+    <w:bookmarkStart w:id="14" w:name="diagrama-de-secuencia"/>
+    <w:p>
+      <w:pPr>
+        <w:pStyle w:val="Heading3"/>
+      </w:pPr>
+      <w:r>
+        <w:t xml:space="preserve">Diagrama de Secuencia</w:t>
+      </w:r>
+    </w:p>
+    <w:p>
+      <w:pPr>
+        <w:pStyle w:val="CaptionedFigure"/>
+      </w:pPr>
+      <w:r>
+        <w:drawing>
+          <wp:inline>
+            <wp:extent cx="5334000" cy="1222283"/>
+            <wp:effectExtent b="0" l="0" r="0" t="0"/>
+            <wp:docPr descr="Diagrama" title="" id="12" name="Picture"/>
+            <a:graphic>
+              <a:graphicData uri="http://schemas.openxmlformats.org/drawingml/2006/picture">
+                <pic:pic>
+                  <pic:nvPicPr>
+                    <pic:cNvPr descr="C:/Users/alejo/Downloads/segundoProyecto/scripts/.mermaid_cache/e60f6ba8953e71eb13a5a43062870793e25c11249c417161cc58f081e54b8443.png" id="13" name="Picture"/>
+                    <pic:cNvPicPr>
+                      <a:picLocks noChangeArrowheads="1" noChangeAspect="1"/>
+                    </pic:cNvPicPr>
+                  </pic:nvPicPr>
+                  <pic:blipFill>
+                    <a:blip r:embed="rId11"/>
+                    <a:stretch>
+                      <a:fillRect/>
+                    </a:stretch>
+                  </pic:blipFill>
+                  <pic:spPr bwMode="auto">
+                    <a:xfrm>
+                      <a:off x="0" y="0"/>
+                      <a:ext cx="5334000" cy="1222283"/>
+                    </a:xfrm>
+                    <a:prstGeom prst="rect">
+                      <a:avLst/>
+                    </a:prstGeom>
+                    <a:noFill/>
+                    <a:ln w="9525">
+                      <a:noFill/>
+                      <a:headEnd/>
+                      <a:tailEnd/>
+                    </a:ln>
+                  </pic:spPr>
+                </pic:pic>
+              </a:graphicData>
+            </a:graphic>
+          </wp:inline>
+        </w:drawing>
+      </w:r>
+    </w:p>
+    <w:p>
+      <w:pPr>
+        <w:pStyle w:val="ImageCaption"/>
+      </w:pPr>
+      <w:r>
+        <w:t xml:space="preserve">Diagrama</w:t>
       </w:r>
     </w:p>
     <w:p>
@@ -410,39 +176,24 @@
         </w:pict>
       </w:r>
     </w:p>
-    <w:bookmarkEnd w:id="11"/>
-    <w:bookmarkEnd w:id="12"/>
-    <w:bookmarkStart w:id="14" w:name="X3585b9a7a3d039965c11c12912182bc6a7f7919"/>
+    <w:bookmarkEnd w:id="14"/>
+    <w:bookmarkEnd w:id="15"/>
+    <w:bookmarkStart w:id="22" w:name="Xebe30932c9a78269065cc08358d1d187a274d45"/>
     <w:p>
       <w:pPr>
         <w:pStyle w:val="Heading2"/>
       </w:pPr>
       <w:r>
-        <w:t xml:space="preserve">CU-19.3: Advertencia y Matrícula con Historial Previo</w:t>
-      </w:r>
-    </w:p>
-    <w:p>
-      <w:pPr>
-        <w:pStyle w:val="FirstParagraph"/>
-      </w:pPr>
-      <w:r>
-        <w:rPr>
-          <w:b/>
-          <w:bCs/>
-        </w:rPr>
-        <w:t xml:space="preserve">Actor Principal</w:t>
-      </w:r>
-      <w:r>
-        <w:t xml:space="preserve">: Directivo o Encargado de Matrícula</w:t>
-      </w:r>
-    </w:p>
-    <w:bookmarkStart w:id="13" w:name="flujo-principal-2"/>
+        <w:t xml:space="preserve">Caso de Uso 2: Promoción y Graduación Automática de Graduandos</w:t>
+      </w:r>
+    </w:p>
+    <w:bookmarkStart w:id="16" w:name="actores-1"/>
     <w:p>
       <w:pPr>
         <w:pStyle w:val="Heading3"/>
       </w:pPr>
       <w:r>
-        <w:t xml:space="preserve">Flujo Principal:</w:t>
+        <w:t xml:space="preserve">Actores</w:t>
       </w:r>
     </w:p>
     <w:p>
@@ -454,135 +205,21 @@
         </w:numPr>
       </w:pPr>
       <w:r>
-        <w:t xml:space="preserve">Durante la finalización de matrícula en</w:t>
-      </w:r>
-      <w:r>
-        <w:t xml:space="preserve"> </w:t>
-      </w:r>
-      <w:r>
-        <w:rPr>
-          <w:rStyle w:val="VerbatimChar"/>
-        </w:rPr>
-        <w:t xml:space="preserve">/dashboard/gestion-matriculas/:id/registro</w:t>
-      </w:r>
-      <w:r>
-        <w:t xml:space="preserve">, el sistema busca al estudiante por su documento.</w:t>
-      </w:r>
-    </w:p>
-    <w:p>
-      <w:pPr>
-        <w:pStyle w:val="Compact"/>
-        <w:numPr>
-          <w:ilvl w:val="0"/>
-          <w:numId w:val="1003"/>
-        </w:numPr>
-      </w:pPr>
-      <w:r>
-        <w:t xml:space="preserve">El sistema detecta que el estudiante reprueba el año lectivo anterior (3 materias reprobadas).</w:t>
-      </w:r>
-    </w:p>
-    <w:p>
-      <w:pPr>
-        <w:pStyle w:val="Compact"/>
-        <w:numPr>
-          <w:ilvl w:val="0"/>
-          <w:numId w:val="1003"/>
-        </w:numPr>
-      </w:pPr>
-      <w:r>
-        <w:t xml:space="preserve">Muestra el bloque prominente</w:t>
-      </w:r>
-      <w:r>
-        <w:t xml:space="preserve"> </w:t>
-      </w:r>
-      <w:r>
         <w:rPr>
           <w:b/>
           <w:bCs/>
         </w:rPr>
-        <w:t xml:space="preserve">⚠️ Advertencia académica</w:t>
-      </w:r>
-      <w:r>
-        <w:t xml:space="preserve"> </w:t>
-      </w:r>
-      <w:r>
-        <w:t xml:space="preserve">con año, grado anterior y asignaturas reprobadas.</w:t>
-      </w:r>
-    </w:p>
-    <w:p>
-      <w:pPr>
-        <w:pStyle w:val="Compact"/>
-        <w:numPr>
-          <w:ilvl w:val="0"/>
-          <w:numId w:val="1003"/>
-        </w:numPr>
-      </w:pPr>
-      <w:r>
-        <w:t xml:space="preserve">El directivo revisa la advertencia y procede a matricular al estudiante en el grado correspondiente según la decisión institucional acordada.</w:t>
-      </w:r>
-    </w:p>
-    <w:p>
-      <w:r>
-        <w:pict>
-          <v:rect style="width:0;height:1.5pt" o:hralign="center" o:hrstd="t" o:hr="t"/>
-        </w:pict>
-      </w:r>
-    </w:p>
-    <w:bookmarkEnd w:id="13"/>
-    <w:bookmarkEnd w:id="14"/>
-    <w:bookmarkStart w:id="16" w:name="Xb90a3a6f4e3d88a9d79d03b098ae39381c76bea"/>
-    <w:p>
-      <w:pPr>
-        <w:pStyle w:val="Heading2"/>
-      </w:pPr>
-      <w:r>
-        <w:t xml:space="preserve">CU-19.4: Promoción y Graduación Automática para Estudiantes del Último Año</w:t>
-      </w:r>
-    </w:p>
-    <w:p>
-      <w:pPr>
-        <w:pStyle w:val="FirstParagraph"/>
-      </w:pPr>
-      <w:r>
-        <w:rPr>
-          <w:b/>
-          <w:bCs/>
-        </w:rPr>
-        <w:t xml:space="preserve">Actor Principal</w:t>
-      </w:r>
-      <w:r>
-        <w:t xml:space="preserve">: Directivo Institucional</w:t>
-      </w:r>
-      <w:r>
-        <w:br/>
-      </w:r>
-      <w:r>
-        <w:rPr>
-          <w:b/>
-          <w:bCs/>
-        </w:rPr>
+        <w:t xml:space="preserve">Directivo Escolar</w:t>
+      </w:r>
+    </w:p>
+    <w:bookmarkEnd w:id="16"/>
+    <w:bookmarkStart w:id="17" w:name="precondiciones-1"/>
+    <w:p>
+      <w:pPr>
+        <w:pStyle w:val="Heading3"/>
+      </w:pPr>
+      <w:r>
         <w:t xml:space="preserve">Precondiciones</w:t>
-      </w:r>
-      <w:r>
-        <w:t xml:space="preserve">: Estudiante matriculado en el último grado de la institución (</w:t>
-      </w:r>
-      <w:r>
-        <w:rPr>
-          <w:rStyle w:val="VerbatimChar"/>
-        </w:rPr>
-        <w:t xml:space="preserve">is_final_grade = true</w:t>
-      </w:r>
-      <w:r>
-        <w:t xml:space="preserve">).</w:t>
-      </w:r>
-    </w:p>
-    <w:bookmarkStart w:id="15" w:name="flujo-principal-3"/>
-    <w:p>
-      <w:pPr>
-        <w:pStyle w:val="Heading3"/>
-      </w:pPr>
-      <w:r>
-        <w:t xml:space="preserve">Flujo Principal:</w:t>
       </w:r>
     </w:p>
     <w:p>
@@ -594,45 +231,273 @@
         </w:numPr>
       </w:pPr>
       <w:r>
-        <w:t xml:space="preserve">En la pestaña</w:t>
-      </w:r>
-      <w:r>
-        <w:t xml:space="preserve"> </w:t>
-      </w:r>
-      <w:r>
-        <w:t xml:space="preserve">“Consolidado Anual de Promoción”</w:t>
-      </w:r>
-      <w:r>
-        <w:t xml:space="preserve">, el directivo ubica a un estudiante del último grado (resaltado con el distintivo</w:t>
-      </w:r>
-      <w:r>
-        <w:t xml:space="preserve"> </w:t>
-      </w:r>
+        <w:t xml:space="preserve">El estudiante pertenece al grado superior de la institución (</w:t>
+      </w:r>
+      <w:r>
+        <w:rPr>
+          <w:rStyle w:val="VerbatimChar"/>
+        </w:rPr>
+        <w:t xml:space="preserve">is_final_grade: true</w:t>
+      </w:r>
+      <w:r>
+        <w:t xml:space="preserve">) y ha culminado el año escolar.</w:t>
+      </w:r>
+    </w:p>
+    <w:bookmarkEnd w:id="17"/>
+    <w:bookmarkStart w:id="21" w:name="diagrama-de-secuencia-1"/>
+    <w:p>
+      <w:pPr>
+        <w:pStyle w:val="Heading3"/>
+      </w:pPr>
+      <w:r>
+        <w:t xml:space="preserve">Diagrama de Secuencia</w:t>
+      </w:r>
+    </w:p>
+    <w:p>
+      <w:pPr>
+        <w:pStyle w:val="CaptionedFigure"/>
+      </w:pPr>
+      <w:r>
+        <w:drawing>
+          <wp:inline>
+            <wp:extent cx="5334000" cy="1417544"/>
+            <wp:effectExtent b="0" l="0" r="0" t="0"/>
+            <wp:docPr descr="Diagrama" title="" id="19" name="Picture"/>
+            <a:graphic>
+              <a:graphicData uri="http://schemas.openxmlformats.org/drawingml/2006/picture">
+                <pic:pic>
+                  <pic:nvPicPr>
+                    <pic:cNvPr descr="C:/Users/alejo/Downloads/segundoProyecto/scripts/.mermaid_cache/98066ae01c063aab6355d7a0b97ea233b475d71c7e4887aa28c519ab10dee5bd.png" id="20" name="Picture"/>
+                    <pic:cNvPicPr>
+                      <a:picLocks noChangeArrowheads="1" noChangeAspect="1"/>
+                    </pic:cNvPicPr>
+                  </pic:nvPicPr>
+                  <pic:blipFill>
+                    <a:blip r:embed="rId18"/>
+                    <a:stretch>
+                      <a:fillRect/>
+                    </a:stretch>
+                  </pic:blipFill>
+                  <pic:spPr bwMode="auto">
+                    <a:xfrm>
+                      <a:off x="0" y="0"/>
+                      <a:ext cx="5334000" cy="1417544"/>
+                    </a:xfrm>
+                    <a:prstGeom prst="rect">
+                      <a:avLst/>
+                    </a:prstGeom>
+                    <a:noFill/>
+                    <a:ln w="9525">
+                      <a:noFill/>
+                      <a:headEnd/>
+                      <a:tailEnd/>
+                    </a:ln>
+                  </pic:spPr>
+                </pic:pic>
+              </a:graphicData>
+            </a:graphic>
+          </wp:inline>
+        </w:drawing>
+      </w:r>
+    </w:p>
+    <w:p>
+      <w:pPr>
+        <w:pStyle w:val="ImageCaption"/>
+      </w:pPr>
+      <w:r>
+        <w:t xml:space="preserve">Diagrama</w:t>
+      </w:r>
+    </w:p>
+    <w:p>
+      <w:r>
+        <w:pict>
+          <v:rect style="width:0;height:1.5pt" o:hralign="center" o:hrstd="t" o:hr="t"/>
+        </w:pict>
+      </w:r>
+    </w:p>
+    <w:bookmarkEnd w:id="21"/>
+    <w:bookmarkEnd w:id="22"/>
+    <w:bookmarkStart w:id="29" w:name="X2ffb17dd8924801a0e7c11decf66b082ca83cb2"/>
+    <w:p>
+      <w:pPr>
+        <w:pStyle w:val="Heading2"/>
+      </w:pPr>
+      <w:r>
+        <w:t xml:space="preserve">Caso de Uso 3: Registro de Decisión Directiva con Condición de Periodo Final</w:t>
+      </w:r>
+    </w:p>
+    <w:bookmarkStart w:id="23" w:name="actores-2"/>
+    <w:p>
+      <w:pPr>
+        <w:pStyle w:val="Heading3"/>
+      </w:pPr>
+      <w:r>
+        <w:t xml:space="preserve">Actores</w:t>
+      </w:r>
+    </w:p>
+    <w:p>
+      <w:pPr>
+        <w:pStyle w:val="Compact"/>
+        <w:numPr>
+          <w:ilvl w:val="0"/>
+          <w:numId w:val="1005"/>
+        </w:numPr>
+      </w:pPr>
       <w:r>
         <w:rPr>
           <w:b/>
           <w:bCs/>
         </w:rPr>
-        <w:t xml:space="preserve">🎓 Último Año</w:t>
-      </w:r>
-      <w:r>
-        <w:t xml:space="preserve"> </w:t>
-      </w:r>
-      <w:r>
-        <w:t xml:space="preserve">o utilizando el filtro</w:t>
-      </w:r>
-      <w:r>
-        <w:t xml:space="preserve"> </w:t>
-      </w:r>
+        <w:t xml:space="preserve">Directivo Escolar</w:t>
+      </w:r>
+    </w:p>
+    <w:bookmarkEnd w:id="23"/>
+    <w:bookmarkStart w:id="24" w:name="precondiciones-2"/>
+    <w:p>
+      <w:pPr>
+        <w:pStyle w:val="Heading3"/>
+      </w:pPr>
+      <w:r>
+        <w:t xml:space="preserve">Precondiciones</w:t>
+      </w:r>
+    </w:p>
+    <w:p>
+      <w:pPr>
+        <w:pStyle w:val="Compact"/>
+        <w:numPr>
+          <w:ilvl w:val="0"/>
+          <w:numId w:val="1006"/>
+        </w:numPr>
+      </w:pPr>
+      <w:r>
+        <w:t xml:space="preserve">El estudiante presenta 3 asignaturas reprobadas (</w:t>
+      </w:r>
+      <w:r>
+        <w:rPr>
+          <w:rStyle w:val="VerbatimChar"/>
+        </w:rPr>
+        <w:t xml:space="preserve">NO_PROMOVIDO</w:t>
+      </w:r>
+      <w:r>
+        <w:t xml:space="preserve">) y el comité directivo decide mantener el grado.</w:t>
+      </w:r>
+    </w:p>
+    <w:bookmarkEnd w:id="24"/>
+    <w:bookmarkStart w:id="28" w:name="diagrama-de-secuencia-2"/>
+    <w:p>
+      <w:pPr>
+        <w:pStyle w:val="Heading3"/>
+      </w:pPr>
+      <w:r>
+        <w:t xml:space="preserve">Diagrama de Secuencia</w:t>
+      </w:r>
+    </w:p>
+    <w:p>
+      <w:pPr>
+        <w:pStyle w:val="CaptionedFigure"/>
+      </w:pPr>
+      <w:r>
+        <w:drawing>
+          <wp:inline>
+            <wp:extent cx="5334000" cy="1415054"/>
+            <wp:effectExtent b="0" l="0" r="0" t="0"/>
+            <wp:docPr descr="Diagrama" title="" id="26" name="Picture"/>
+            <a:graphic>
+              <a:graphicData uri="http://schemas.openxmlformats.org/drawingml/2006/picture">
+                <pic:pic>
+                  <pic:nvPicPr>
+                    <pic:cNvPr descr="C:/Users/alejo/Downloads/segundoProyecto/scripts/.mermaid_cache/ae295a4f18a316c488bca70058d2cd9ae4b7f883ffcd6f0c5db1ab0ee0b44cf8.png" id="27" name="Picture"/>
+                    <pic:cNvPicPr>
+                      <a:picLocks noChangeArrowheads="1" noChangeAspect="1"/>
+                    </pic:cNvPicPr>
+                  </pic:nvPicPr>
+                  <pic:blipFill>
+                    <a:blip r:embed="rId25"/>
+                    <a:stretch>
+                      <a:fillRect/>
+                    </a:stretch>
+                  </pic:blipFill>
+                  <pic:spPr bwMode="auto">
+                    <a:xfrm>
+                      <a:off x="0" y="0"/>
+                      <a:ext cx="5334000" cy="1415054"/>
+                    </a:xfrm>
+                    <a:prstGeom prst="rect">
+                      <a:avLst/>
+                    </a:prstGeom>
+                    <a:noFill/>
+                    <a:ln w="9525">
+                      <a:noFill/>
+                      <a:headEnd/>
+                      <a:tailEnd/>
+                    </a:ln>
+                  </pic:spPr>
+                </pic:pic>
+              </a:graphicData>
+            </a:graphic>
+          </wp:inline>
+        </w:drawing>
+      </w:r>
+    </w:p>
+    <w:p>
+      <w:pPr>
+        <w:pStyle w:val="ImageCaption"/>
+      </w:pPr>
+      <w:r>
+        <w:t xml:space="preserve">Diagrama</w:t>
+      </w:r>
+    </w:p>
+    <w:p>
+      <w:r>
+        <w:pict>
+          <v:rect style="width:0;height:1.5pt" o:hralign="center" o:hrstd="t" o:hr="t"/>
+        </w:pict>
+      </w:r>
+    </w:p>
+    <w:bookmarkEnd w:id="28"/>
+    <w:bookmarkEnd w:id="29"/>
+    <w:bookmarkStart w:id="36" w:name="X646191c6cccc7de437eafbc15b59fe46f07c9b6"/>
+    <w:p>
+      <w:pPr>
+        <w:pStyle w:val="Heading2"/>
+      </w:pPr>
+      <w:r>
+        <w:t xml:space="preserve">Caso de Uso 4: Verificación Informativa de Advertencia en Matrícula</w:t>
+      </w:r>
+    </w:p>
+    <w:bookmarkStart w:id="30" w:name="actores-3"/>
+    <w:p>
+      <w:pPr>
+        <w:pStyle w:val="Heading3"/>
+      </w:pPr>
+      <w:r>
+        <w:t xml:space="preserve">Actores</w:t>
+      </w:r>
+    </w:p>
+    <w:p>
+      <w:pPr>
+        <w:pStyle w:val="Compact"/>
+        <w:numPr>
+          <w:ilvl w:val="0"/>
+          <w:numId w:val="1007"/>
+        </w:numPr>
+      </w:pPr>
       <w:r>
         <w:rPr>
           <w:b/>
           <w:bCs/>
         </w:rPr>
-        <w:t xml:space="preserve">“Solo Graduandos”</w:t>
-      </w:r>
-      <w:r>
-        <w:t xml:space="preserve">).</w:t>
+        <w:t xml:space="preserve">Directivo Escolar</w:t>
+      </w:r>
+    </w:p>
+    <w:bookmarkEnd w:id="30"/>
+    <w:bookmarkStart w:id="31" w:name="precondiciones-3"/>
+    <w:p>
+      <w:pPr>
+        <w:pStyle w:val="Heading3"/>
+      </w:pPr>
+      <w:r>
+        <w:t xml:space="preserve">Precondiciones</w:t>
       </w:r>
     </w:p>
     <w:p>
@@ -640,81 +505,11 @@
         <w:pStyle w:val="Compact"/>
         <w:numPr>
           <w:ilvl w:val="0"/>
-          <w:numId w:val="1004"/>
+          <w:numId w:val="1008"/>
         </w:numPr>
       </w:pPr>
       <w:r>
-        <w:t xml:space="preserve">Presiona</w:t>
-      </w:r>
-      <w:r>
-        <w:t xml:space="preserve"> </w:t>
-      </w:r>
-      <w:r>
-        <w:t xml:space="preserve">“Registrar Decisión”</w:t>
-      </w:r>
-      <w:r>
-        <w:t xml:space="preserve"> </w:t>
-      </w:r>
-      <w:r>
-        <w:t xml:space="preserve">o</w:t>
-      </w:r>
-      <w:r>
-        <w:t xml:space="preserve"> </w:t>
-      </w:r>
-      <w:r>
-        <w:t xml:space="preserve">“Editar Decisión”</w:t>
-      </w:r>
-      <w:r>
-        <w:t xml:space="preserve">.</w:t>
-      </w:r>
-    </w:p>
-    <w:p>
-      <w:pPr>
-        <w:pStyle w:val="Compact"/>
-        <w:numPr>
-          <w:ilvl w:val="0"/>
-          <w:numId w:val="1004"/>
-        </w:numPr>
-      </w:pPr>
-      <w:r>
-        <w:t xml:space="preserve">El modal muestra la alerta informativa de graduación y el selector ajustado a</w:t>
-      </w:r>
-      <w:r>
-        <w:t xml:space="preserve"> </w:t>
-      </w:r>
-      <w:r>
-        <w:rPr>
-          <w:b/>
-          <w:bCs/>
-        </w:rPr>
-        <w:t xml:space="preserve">“Promover y Graduar Estudiante 🎓”</w:t>
-      </w:r>
-      <w:r>
-        <w:t xml:space="preserve">.</w:t>
-      </w:r>
-    </w:p>
-    <w:p>
-      <w:pPr>
-        <w:pStyle w:val="Compact"/>
-        <w:numPr>
-          <w:ilvl w:val="0"/>
-          <w:numId w:val="1004"/>
-        </w:numPr>
-      </w:pPr>
-      <w:r>
-        <w:t xml:space="preserve">El directivo confirma la decisión y escribe observaciones adicionales.</w:t>
-      </w:r>
-    </w:p>
-    <w:p>
-      <w:pPr>
-        <w:pStyle w:val="Compact"/>
-        <w:numPr>
-          <w:ilvl w:val="0"/>
-          <w:numId w:val="1004"/>
-        </w:numPr>
-      </w:pPr>
-      <w:r>
-        <w:t xml:space="preserve">El backend actualiza</w:t>
+        <w:t xml:space="preserve">El directivo está formalizando la matrícula de un estudiante en</w:t>
       </w:r>
       <w:r>
         <w:t xml:space="preserve"> </w:t>
@@ -723,66 +518,80 @@
         <w:rPr>
           <w:rStyle w:val="VerbatimChar"/>
         </w:rPr>
-        <w:t xml:space="preserve">estudiante.estado = 'GRADUADO'</w:t>
-      </w:r>
-      <w:r>
-        <w:t xml:space="preserve">, registra la entrada en</w:t>
-      </w:r>
-      <w:r>
-        <w:t xml:space="preserve"> </w:t>
-      </w:r>
-      <w:r>
-        <w:rPr>
-          <w:rStyle w:val="VerbatimChar"/>
-        </w:rPr>
-        <w:t xml:space="preserve">registro_graduados</w:t>
-      </w:r>
-      <w:r>
-        <w:t xml:space="preserve">, establece</w:t>
-      </w:r>
-      <w:r>
-        <w:t xml:space="preserve"> </w:t>
-      </w:r>
-      <w:r>
-        <w:rPr>
-          <w:rStyle w:val="VerbatimChar"/>
-        </w:rPr>
-        <w:t xml:space="preserve">id_grado_asignado = null</w:t>
-      </w:r>
-      <w:r>
-        <w:t xml:space="preserve"> </w:t>
-      </w:r>
-      <w:r>
-        <w:t xml:space="preserve">y almacena la trazabilidad en</w:t>
-      </w:r>
-      <w:r>
-        <w:t xml:space="preserve"> </w:t>
-      </w:r>
-      <w:r>
-        <w:rPr>
-          <w:rStyle w:val="VerbatimChar"/>
-        </w:rPr>
-        <w:t xml:space="preserve">decision_promocion_directivo</w:t>
+        <w:t xml:space="preserve">FinalRegistration.vue</w:t>
       </w:r>
       <w:r>
         <w:t xml:space="preserve">.</w:t>
       </w:r>
     </w:p>
-    <w:p>
-      <w:pPr>
-        <w:pStyle w:val="Compact"/>
-        <w:numPr>
-          <w:ilvl w:val="0"/>
-          <w:numId w:val="1004"/>
-        </w:numPr>
-      </w:pPr>
-      <w:r>
-        <w:t xml:space="preserve">La interfaz confirma el mensaje exitoso y actualiza el estado del alumno a graduado.</w:t>
-      </w:r>
-    </w:p>
-    <w:bookmarkEnd w:id="15"/>
-    <w:bookmarkEnd w:id="16"/>
-    <w:bookmarkEnd w:id="17"/>
+    <w:bookmarkEnd w:id="31"/>
+    <w:bookmarkStart w:id="35" w:name="diagrama-de-secuencia-3"/>
+    <w:p>
+      <w:pPr>
+        <w:pStyle w:val="Heading3"/>
+      </w:pPr>
+      <w:r>
+        <w:t xml:space="preserve">Diagrama de Secuencia</w:t>
+      </w:r>
+    </w:p>
+    <w:p>
+      <w:pPr>
+        <w:pStyle w:val="CaptionedFigure"/>
+      </w:pPr>
+      <w:r>
+        <w:drawing>
+          <wp:inline>
+            <wp:extent cx="5334000" cy="1199029"/>
+            <wp:effectExtent b="0" l="0" r="0" t="0"/>
+            <wp:docPr descr="Diagrama" title="" id="33" name="Picture"/>
+            <a:graphic>
+              <a:graphicData uri="http://schemas.openxmlformats.org/drawingml/2006/picture">
+                <pic:pic>
+                  <pic:nvPicPr>
+                    <pic:cNvPr descr="C:/Users/alejo/Downloads/segundoProyecto/scripts/.mermaid_cache/05555f14ad902d8220974df71fb7b14511bd18599401dab34f3953699ffcb640.png" id="34" name="Picture"/>
+                    <pic:cNvPicPr>
+                      <a:picLocks noChangeArrowheads="1" noChangeAspect="1"/>
+                    </pic:cNvPicPr>
+                  </pic:nvPicPr>
+                  <pic:blipFill>
+                    <a:blip r:embed="rId32"/>
+                    <a:stretch>
+                      <a:fillRect/>
+                    </a:stretch>
+                  </pic:blipFill>
+                  <pic:spPr bwMode="auto">
+                    <a:xfrm>
+                      <a:off x="0" y="0"/>
+                      <a:ext cx="5334000" cy="1199029"/>
+                    </a:xfrm>
+                    <a:prstGeom prst="rect">
+                      <a:avLst/>
+                    </a:prstGeom>
+                    <a:noFill/>
+                    <a:ln w="9525">
+                      <a:noFill/>
+                      <a:headEnd/>
+                      <a:tailEnd/>
+                    </a:ln>
+                  </pic:spPr>
+                </pic:pic>
+              </a:graphicData>
+            </a:graphic>
+          </wp:inline>
+        </w:drawing>
+      </w:r>
+    </w:p>
+    <w:p>
+      <w:pPr>
+        <w:pStyle w:val="ImageCaption"/>
+      </w:pPr>
+      <w:r>
+        <w:t xml:space="preserve">Diagrama</w:t>
+      </w:r>
+    </w:p>
+    <w:bookmarkEnd w:id="35"/>
+    <w:bookmarkEnd w:id="36"/>
+    <w:bookmarkEnd w:id="37"/>
     <w:sectPr>
       <w:footnotePr>
         <w:numRestart w:val="eachSect"/>
@@ -893,213 +702,135 @@
       </w:pPr>
     </w:lvl>
   </w:abstractNum>
-  <w:abstractNum w:abstractNumId="99411">
-    <w:nsid w:val="00A99411"/>
+  <w:abstractNum w:abstractNumId="991">
+    <w:nsid w:val="0000A991"/>
     <w:multiLevelType w:val="multilevel"/>
     <w:lvl w:ilvl="0">
-      <w:start w:val="1"/>
-      <w:numFmt w:val="decimal"/>
-      <w:lvlText w:val="%1."/>
+      <w:numFmt w:val="bullet"/>
+      <w:lvlText w:val=""/>
       <w:lvlJc w:val="left"/>
       <w:pPr>
         <w:ind w:left="720" w:hanging="360"/>
       </w:pPr>
+      <w:rPr>
+        <w:rFonts w:ascii="Symbol" w:hAnsi="Symbol" w:cs="Symbol" w:hint="default"/>
+      </w:rPr>
     </w:lvl>
     <w:lvl w:ilvl="1">
-      <w:start w:val="1"/>
-      <w:numFmt w:val="decimal"/>
-      <w:lvlText w:val="%2."/>
+      <w:numFmt w:val="bullet"/>
+      <w:lvlText w:val="o"/>
       <w:lvlJc w:val="left"/>
       <w:pPr>
         <w:ind w:left="1440" w:hanging="360"/>
       </w:pPr>
+      <w:rPr>
+        <w:rFonts w:ascii="Courier New" w:hAnsi="Courier New" w:cs="Courier New" w:hint="default"/>
+      </w:rPr>
     </w:lvl>
     <w:lvl w:ilvl="2">
-      <w:start w:val="1"/>
-      <w:numFmt w:val="decimal"/>
-      <w:lvlText w:val="%3."/>
+      <w:numFmt w:val="bullet"/>
+      <w:lvlText w:val=""/>
       <w:lvlJc w:val="left"/>
       <w:pPr>
         <w:ind w:left="2160" w:hanging="360"/>
       </w:pPr>
+      <w:rPr>
+        <w:rFonts w:ascii="Wingdings" w:hAnsi="Wingdings" w:cs="Wingdings" w:hint="default"/>
+      </w:rPr>
     </w:lvl>
     <w:lvl w:ilvl="3">
-      <w:start w:val="1"/>
-      <w:numFmt w:val="decimal"/>
-      <w:lvlText w:val="%4."/>
+      <w:numFmt w:val="bullet"/>
+      <w:lvlText w:val=""/>
       <w:lvlJc w:val="left"/>
       <w:pPr>
         <w:ind w:left="2880" w:hanging="360"/>
       </w:pPr>
+      <w:rPr>
+        <w:rFonts w:ascii="Symbol" w:hAnsi="Symbol" w:cs="Symbol" w:hint="default"/>
+      </w:rPr>
     </w:lvl>
     <w:lvl w:ilvl="4">
-      <w:start w:val="1"/>
-      <w:numFmt w:val="decimal"/>
-      <w:lvlText w:val="%5."/>
+      <w:numFmt w:val="bullet"/>
+      <w:lvlText w:val="o"/>
       <w:lvlJc w:val="left"/>
       <w:pPr>
         <w:ind w:left="3600" w:hanging="360"/>
       </w:pPr>
+      <w:rPr>
+        <w:rFonts w:ascii="Courier New" w:hAnsi="Courier New" w:cs="Courier New" w:hint="default"/>
+      </w:rPr>
     </w:lvl>
     <w:lvl w:ilvl="5">
-      <w:start w:val="1"/>
-      <w:numFmt w:val="decimal"/>
-      <w:lvlText w:val="%6."/>
+      <w:numFmt w:val="bullet"/>
+      <w:lvlText w:val=""/>
       <w:lvlJc w:val="left"/>
       <w:pPr>
         <w:ind w:left="4320" w:hanging="360"/>
       </w:pPr>
+      <w:rPr>
+        <w:rFonts w:ascii="Wingdings" w:hAnsi="Wingdings" w:cs="Wingdings" w:hint="default"/>
+      </w:rPr>
     </w:lvl>
     <w:lvl w:ilvl="6">
-      <w:start w:val="1"/>
-      <w:numFmt w:val="decimal"/>
-      <w:lvlText w:val="%7."/>
+      <w:numFmt w:val="bullet"/>
+      <w:lvlText w:val=""/>
       <w:lvlJc w:val="left"/>
       <w:pPr>
         <w:ind w:left="5040" w:hanging="360"/>
       </w:pPr>
+      <w:rPr>
+        <w:rFonts w:ascii="Symbol" w:hAnsi="Symbol" w:cs="Symbol" w:hint="default"/>
+      </w:rPr>
     </w:lvl>
     <w:lvl w:ilvl="7">
-      <w:start w:val="1"/>
-      <w:numFmt w:val="decimal"/>
-      <w:lvlText w:val="%8."/>
+      <w:numFmt w:val="bullet"/>
+      <w:lvlText w:val="o"/>
       <w:lvlJc w:val="left"/>
       <w:pPr>
         <w:ind w:left="5760" w:hanging="360"/>
       </w:pPr>
+      <w:rPr>
+        <w:rFonts w:ascii="Courier New" w:hAnsi="Courier New" w:cs="Courier New" w:hint="default"/>
+      </w:rPr>
     </w:lvl>
     <w:lvl w:ilvl="8">
-      <w:start w:val="1"/>
-      <w:numFmt w:val="decimal"/>
-      <w:lvlText w:val="%9."/>
+      <w:numFmt w:val="bullet"/>
+      <w:lvlText w:val=""/>
       <w:lvlJc w:val="left"/>
       <w:pPr>
         <w:ind w:left="6480" w:hanging="360"/>
       </w:pPr>
+      <w:rPr>
+        <w:rFonts w:ascii="Wingdings" w:hAnsi="Wingdings" w:cs="Wingdings" w:hint="default"/>
+      </w:rPr>
     </w:lvl>
   </w:abstractNum>
   <w:num w:numId="1000">
     <w:abstractNumId w:val="990"/>
   </w:num>
   <w:num w:numId="1001">
-    <w:abstractNumId w:val="99411"/>
-    <w:lvlOverride w:ilvl="0">
-      <w:startOverride w:val="1"/>
-    </w:lvlOverride>
-    <w:lvlOverride w:ilvl="1">
-      <w:startOverride w:val="1"/>
-    </w:lvlOverride>
-    <w:lvlOverride w:ilvl="2">
-      <w:startOverride w:val="1"/>
-    </w:lvlOverride>
-    <w:lvlOverride w:ilvl="3">
-      <w:startOverride w:val="1"/>
-    </w:lvlOverride>
-    <w:lvlOverride w:ilvl="4">
-      <w:startOverride w:val="1"/>
-    </w:lvlOverride>
-    <w:lvlOverride w:ilvl="5">
-      <w:startOverride w:val="1"/>
-    </w:lvlOverride>
-    <w:lvlOverride w:ilvl="6">
-      <w:startOverride w:val="1"/>
-    </w:lvlOverride>
-    <w:lvlOverride w:ilvl="7">
-      <w:startOverride w:val="1"/>
-    </w:lvlOverride>
-    <w:lvlOverride w:ilvl="8">
-      <w:startOverride w:val="1"/>
-    </w:lvlOverride>
+    <w:abstractNumId w:val="991"/>
   </w:num>
   <w:num w:numId="1002">
-    <w:abstractNumId w:val="99411"/>
-    <w:lvlOverride w:ilvl="0">
-      <w:startOverride w:val="1"/>
-    </w:lvlOverride>
-    <w:lvlOverride w:ilvl="1">
-      <w:startOverride w:val="1"/>
-    </w:lvlOverride>
-    <w:lvlOverride w:ilvl="2">
-      <w:startOverride w:val="1"/>
-    </w:lvlOverride>
-    <w:lvlOverride w:ilvl="3">
-      <w:startOverride w:val="1"/>
-    </w:lvlOverride>
-    <w:lvlOverride w:ilvl="4">
-      <w:startOverride w:val="1"/>
-    </w:lvlOverride>
-    <w:lvlOverride w:ilvl="5">
-      <w:startOverride w:val="1"/>
-    </w:lvlOverride>
-    <w:lvlOverride w:ilvl="6">
-      <w:startOverride w:val="1"/>
-    </w:lvlOverride>
-    <w:lvlOverride w:ilvl="7">
-      <w:startOverride w:val="1"/>
-    </w:lvlOverride>
-    <w:lvlOverride w:ilvl="8">
-      <w:startOverride w:val="1"/>
-    </w:lvlOverride>
+    <w:abstractNumId w:val="991"/>
   </w:num>
   <w:num w:numId="1003">
-    <w:abstractNumId w:val="99411"/>
-    <w:lvlOverride w:ilvl="0">
-      <w:startOverride w:val="1"/>
-    </w:lvlOverride>
-    <w:lvlOverride w:ilvl="1">
-      <w:startOverride w:val="1"/>
-    </w:lvlOverride>
-    <w:lvlOverride w:ilvl="2">
-      <w:startOverride w:val="1"/>
-    </w:lvlOverride>
-    <w:lvlOverride w:ilvl="3">
-      <w:startOverride w:val="1"/>
-    </w:lvlOverride>
-    <w:lvlOverride w:ilvl="4">
-      <w:startOverride w:val="1"/>
-    </w:lvlOverride>
-    <w:lvlOverride w:ilvl="5">
-      <w:startOverride w:val="1"/>
-    </w:lvlOverride>
-    <w:lvlOverride w:ilvl="6">
-      <w:startOverride w:val="1"/>
-    </w:lvlOverride>
-    <w:lvlOverride w:ilvl="7">
-      <w:startOverride w:val="1"/>
-    </w:lvlOverride>
-    <w:lvlOverride w:ilvl="8">
-      <w:startOverride w:val="1"/>
-    </w:lvlOverride>
+    <w:abstractNumId w:val="991"/>
   </w:num>
   <w:num w:numId="1004">
-    <w:abstractNumId w:val="99411"/>
-    <w:lvlOverride w:ilvl="0">
-      <w:startOverride w:val="1"/>
-    </w:lvlOverride>
-    <w:lvlOverride w:ilvl="1">
-      <w:startOverride w:val="1"/>
-    </w:lvlOverride>
-    <w:lvlOverride w:ilvl="2">
-      <w:startOverride w:val="1"/>
-    </w:lvlOverride>
-    <w:lvlOverride w:ilvl="3">
-      <w:startOverride w:val="1"/>
-    </w:lvlOverride>
-    <w:lvlOverride w:ilvl="4">
-      <w:startOverride w:val="1"/>
-    </w:lvlOverride>
-    <w:lvlOverride w:ilvl="5">
-      <w:startOverride w:val="1"/>
-    </w:lvlOverride>
-    <w:lvlOverride w:ilvl="6">
-      <w:startOverride w:val="1"/>
-    </w:lvlOverride>
-    <w:lvlOverride w:ilvl="7">
-      <w:startOverride w:val="1"/>
-    </w:lvlOverride>
-    <w:lvlOverride w:ilvl="8">
-      <w:startOverride w:val="1"/>
-    </w:lvlOverride>
+    <w:abstractNumId w:val="991"/>
+  </w:num>
+  <w:num w:numId="1005">
+    <w:abstractNumId w:val="991"/>
+  </w:num>
+  <w:num w:numId="1006">
+    <w:abstractNumId w:val="991"/>
+  </w:num>
+  <w:num w:numId="1007">
+    <w:abstractNumId w:val="991"/>
+  </w:num>
+  <w:num w:numId="1008">
+    <w:abstractNumId w:val="991"/>
   </w:num>
 </w:numbering>
 </file>
